--- a/énoncés/Annexe9_Notes_sur_les_Exceptions.docx
+++ b/énoncés/Annexe9_Notes_sur_les_Exceptions.docx
@@ -4,7 +4,7 @@
   <w:body>
     <w:p>
       <w:pPr>
-        <w:pStyle w:val="Titre1"/>
+        <w:pStyle w:val="Heading1"/>
       </w:pPr>
       <w:r>
         <w:t xml:space="preserve">Annexe </w:t>
@@ -40,7 +40,7 @@
     </w:p>
     <w:p>
       <w:pPr>
-        <w:pStyle w:val="Paragraphedeliste"/>
+        <w:pStyle w:val="ListParagraph"/>
         <w:numPr>
           <w:ilvl w:val="0"/>
           <w:numId w:val="34"/>
@@ -65,7 +65,7 @@
     </w:p>
     <w:p>
       <w:pPr>
-        <w:pStyle w:val="Paragraphedeliste"/>
+        <w:pStyle w:val="ListParagraph"/>
         <w:numPr>
           <w:ilvl w:val="0"/>
           <w:numId w:val="34"/>
@@ -77,7 +77,7 @@
     </w:p>
     <w:p>
       <w:pPr>
-        <w:pStyle w:val="Paragraphedeliste"/>
+        <w:pStyle w:val="ListParagraph"/>
         <w:numPr>
           <w:ilvl w:val="0"/>
           <w:numId w:val="34"/>
@@ -102,7 +102,7 @@
     </w:p>
     <w:p>
       <w:pPr>
-        <w:pStyle w:val="Paragraphedeliste"/>
+        <w:pStyle w:val="ListParagraph"/>
         <w:numPr>
           <w:ilvl w:val="0"/>
           <w:numId w:val="35"/>
@@ -120,12 +120,12 @@
     </w:p>
     <w:p>
       <w:pPr>
-        <w:pStyle w:val="Titre2"/>
+        <w:pStyle w:val="Heading2"/>
       </w:pPr>
     </w:p>
     <w:p>
       <w:pPr>
-        <w:pStyle w:val="Titre2"/>
+        <w:pStyle w:val="Heading2"/>
       </w:pPr>
       <w:r>
         <w:t xml:space="preserve">Avantages de cette méthode </w:t>
@@ -134,7 +134,7 @@
     <w:p/>
     <w:p>
       <w:pPr>
-        <w:pStyle w:val="Paragraphedeliste"/>
+        <w:pStyle w:val="ListParagraph"/>
         <w:numPr>
           <w:ilvl w:val="0"/>
           <w:numId w:val="36"/>
@@ -159,7 +159,7 @@
     </w:p>
     <w:p>
       <w:pPr>
-        <w:pStyle w:val="Paragraphedeliste"/>
+        <w:pStyle w:val="ListParagraph"/>
         <w:numPr>
           <w:ilvl w:val="0"/>
           <w:numId w:val="36"/>
@@ -197,7 +197,7 @@
     </w:p>
     <w:p>
       <w:pPr>
-        <w:pStyle w:val="Paragraphedeliste"/>
+        <w:pStyle w:val="ListParagraph"/>
         <w:numPr>
           <w:ilvl w:val="0"/>
           <w:numId w:val="36"/>
@@ -709,7 +709,7 @@
     </w:p>
     <w:p>
       <w:pPr>
-        <w:pStyle w:val="Paragraphedeliste"/>
+        <w:pStyle w:val="ListParagraph"/>
         <w:numPr>
           <w:ilvl w:val="0"/>
           <w:numId w:val="36"/>
@@ -3011,21 +3011,12 @@
         </w:rPr>
         <w:t xml:space="preserve">            </w:t>
       </w:r>
-      <w:proofErr w:type="spellStart"/>
       <w:r>
         <w:rPr>
           <w:color w:val="FF0000"/>
           <w:sz w:val="18"/>
         </w:rPr>
-        <w:t>NullPointerException</w:t>
-      </w:r>
-      <w:proofErr w:type="spellEnd"/>
-      <w:r>
-        <w:rPr>
-          <w:color w:val="FF0000"/>
-          <w:sz w:val="18"/>
-        </w:rPr>
-        <w:t xml:space="preserve">   </w:t>
+        <w:t xml:space="preserve">NullPointerException   </w:t>
       </w:r>
       <w:proofErr w:type="spellStart"/>
       <w:r>
@@ -3120,7 +3111,6 @@
             <w:docPart w:val="DefaultPlaceholder_-1854013440"/>
           </w:placeholder>
         </w:sdtPr>
-        <w:sdtEndPr/>
         <w:sdtContent>
           <w:r>
             <w:rPr>
@@ -3221,7 +3211,6 @@
             <w:docPart w:val="DefaultPlaceholder_-1854013440"/>
           </w:placeholder>
         </w:sdtPr>
-        <w:sdtEndPr/>
         <w:sdtContent>
           <w:r>
             <w:rPr>
@@ -3234,7 +3223,7 @@
     </w:p>
     <w:p>
       <w:pPr>
-        <w:pStyle w:val="Paragraphedeliste"/>
+        <w:pStyle w:val="ListParagraph"/>
         <w:numPr>
           <w:ilvl w:val="0"/>
           <w:numId w:val="40"/>
@@ -3248,7 +3237,14 @@
         <w:rPr>
           <w:b/>
         </w:rPr>
-        <w:t>Survient lors de l’exécution du programme et non pas lors de sa compilation</w:t>
+        <w:t xml:space="preserve">Survient lors de </w:t>
+      </w:r>
+      <w:r>
+        <w:rPr>
+          <w:b/>
+          <w:highlight w:val="yellow"/>
+        </w:rPr>
+        <w:t>l’exécution du programme et non pas lors de sa compilation</w:t>
       </w:r>
     </w:p>
     <w:p>
@@ -3261,7 +3257,7 @@
     </w:p>
     <w:p>
       <w:pPr>
-        <w:pStyle w:val="Paragraphedeliste"/>
+        <w:pStyle w:val="ListParagraph"/>
         <w:numPr>
           <w:ilvl w:val="0"/>
           <w:numId w:val="35"/>
@@ -3302,7 +3298,7 @@
     </w:p>
     <w:p>
       <w:pPr>
-        <w:pStyle w:val="Paragraphedeliste"/>
+        <w:pStyle w:val="ListParagraph"/>
         <w:numPr>
           <w:ilvl w:val="0"/>
           <w:numId w:val="35"/>
@@ -3336,7 +3332,7 @@
     </w:p>
     <w:p>
       <w:pPr>
-        <w:pStyle w:val="Paragraphedeliste"/>
+        <w:pStyle w:val="ListParagraph"/>
         <w:numPr>
           <w:ilvl w:val="0"/>
           <w:numId w:val="35"/>
@@ -3410,12 +3406,12 @@
       <w:pPr>
         <w:ind w:right="-574"/>
         <w:rPr>
-          <w:rStyle w:val="lev"/>
-        </w:rPr>
-      </w:pPr>
-      <w:r>
-        <w:rPr>
-          <w:rStyle w:val="lev"/>
+          <w:rStyle w:val="Strong"/>
+        </w:rPr>
+      </w:pPr>
+      <w:r>
+        <w:rPr>
+          <w:rStyle w:val="Strong"/>
         </w:rPr>
         <w:t>Traitement des exceptions non-contrôlées</w:t>
       </w:r>
@@ -3453,7 +3449,7 @@
     </w:p>
     <w:p>
       <w:pPr>
-        <w:pStyle w:val="Paragraphedeliste"/>
+        <w:pStyle w:val="ListParagraph"/>
         <w:numPr>
           <w:ilvl w:val="0"/>
           <w:numId w:val="37"/>
@@ -3466,7 +3462,7 @@
     </w:p>
     <w:p>
       <w:pPr>
-        <w:pStyle w:val="Paragraphedeliste"/>
+        <w:pStyle w:val="ListParagraph"/>
         <w:numPr>
           <w:ilvl w:val="0"/>
           <w:numId w:val="37"/>
@@ -3482,7 +3478,7 @@
     </w:p>
     <w:p>
       <w:pPr>
-        <w:pStyle w:val="Paragraphedeliste"/>
+        <w:pStyle w:val="ListParagraph"/>
         <w:numPr>
           <w:ilvl w:val="0"/>
           <w:numId w:val="37"/>
@@ -3501,7 +3497,7 @@
     </w:p>
     <w:p>
       <w:pPr>
-        <w:pStyle w:val="Paragraphedeliste"/>
+        <w:pStyle w:val="ListParagraph"/>
         <w:numPr>
           <w:ilvl w:val="0"/>
           <w:numId w:val="37"/>
@@ -3540,7 +3536,7 @@
     </w:p>
     <w:p>
       <w:pPr>
-        <w:pStyle w:val="Paragraphedeliste"/>
+        <w:pStyle w:val="ListParagraph"/>
         <w:numPr>
           <w:ilvl w:val="0"/>
           <w:numId w:val="37"/>
@@ -3598,7 +3594,7 @@
     </w:p>
     <w:p>
       <w:pPr>
-        <w:pStyle w:val="Paragraphedeliste"/>
+        <w:pStyle w:val="ListParagraph"/>
         <w:numPr>
           <w:ilvl w:val="0"/>
           <w:numId w:val="41"/>
@@ -3636,7 +3632,6 @@
           <w:docPart w:val="DefaultPlaceholder_-1854013440"/>
         </w:placeholder>
       </w:sdtPr>
-      <w:sdtEndPr/>
       <w:sdtContent>
         <w:p>
           <w:pPr>
@@ -3660,7 +3655,7 @@
     </w:p>
     <w:p>
       <w:pPr>
-        <w:pStyle w:val="Titre2"/>
+        <w:pStyle w:val="Heading2"/>
         <w:rPr>
           <w:sz w:val="28"/>
           <w:lang w:val="en-CA"/>
@@ -3906,7 +3901,22 @@
           <w:sz w:val="28"/>
           <w:szCs w:val="28"/>
         </w:rPr>
-        <w:t xml:space="preserve">Plusieurs blocs catchs : allant du plus précis au plus général </w:t>
+        <w:t xml:space="preserve">Plusieurs blocs catchs : </w:t>
+      </w:r>
+      <w:r>
+        <w:rPr>
+          <w:sz w:val="28"/>
+          <w:szCs w:val="28"/>
+          <w:highlight w:val="yellow"/>
+        </w:rPr>
+        <w:t>allant du plus précis au plus général</w:t>
+      </w:r>
+      <w:r>
+        <w:rPr>
+          <w:sz w:val="28"/>
+          <w:szCs w:val="28"/>
+        </w:rPr>
+        <w:t xml:space="preserve"> </w:t>
       </w:r>
     </w:p>
     <w:p>
@@ -4209,7 +4219,7 @@
     <w:p/>
     <w:p>
       <w:pPr>
-        <w:pStyle w:val="Paragraphedeliste"/>
+        <w:pStyle w:val="ListParagraph"/>
         <w:numPr>
           <w:ilvl w:val="0"/>
           <w:numId w:val="39"/>
@@ -4241,7 +4251,7 @@
     </w:p>
     <w:p>
       <w:pPr>
-        <w:pStyle w:val="Titre2"/>
+        <w:pStyle w:val="Heading2"/>
       </w:pPr>
       <w:r>
         <w:t xml:space="preserve">Autre bloc possible : </w:t>
@@ -4260,18 +4270,23 @@
           <w:docPart w:val="DefaultPlaceholder_1081868574"/>
         </w:placeholder>
       </w:sdtPr>
-      <w:sdtEndPr/>
       <w:sdtContent>
         <w:p>
           <w:pPr>
-            <w:pStyle w:val="Paragraphedeliste"/>
+            <w:pStyle w:val="ListParagraph"/>
             <w:numPr>
               <w:ilvl w:val="0"/>
               <w:numId w:val="39"/>
             </w:numPr>
           </w:pPr>
           <w:r>
-            <w:t xml:space="preserve">Facultatif, qu’on place à la suite du catch, utile pour placer des méthodes qui doivent absolument être exécutées </w:t>
+            <w:rPr>
+              <w:highlight w:val="yellow"/>
+            </w:rPr>
+            <w:t>Facultatif,</w:t>
+          </w:r>
+          <w:r>
+            <w:t xml:space="preserve"> qu’on place à la suite du catch, utile pour placer des méthodes qui doivent absolument être exécutées </w:t>
           </w:r>
           <w:proofErr w:type="gramStart"/>
           <w:r>
@@ -4416,7 +4431,6 @@
             <w:docPart w:val="DefaultPlaceholder_-1854013440"/>
           </w:placeholder>
         </w:sdtPr>
-        <w:sdtEndPr/>
         <w:sdtContent>
           <w:r>
             <w:rPr>
@@ -4709,14 +4723,12 @@
         <w:rPr>
           <w:rFonts w:ascii="Courier New" w:hAnsi="Courier New" w:cs="Courier New"/>
           <w:sz w:val="22"/>
-          <w:lang w:val="en-CA"/>
         </w:rPr>
       </w:pPr>
       <w:r>
         <w:rPr>
           <w:rFonts w:ascii="Courier New" w:hAnsi="Courier New" w:cs="Courier New"/>
           <w:sz w:val="22"/>
-          <w:lang w:val="en-CA"/>
         </w:rPr>
         <w:t>}</w:t>
       </w:r>
@@ -4726,100 +4738,61 @@
         <w:rPr>
           <w:rFonts w:ascii="Courier New" w:hAnsi="Courier New" w:cs="Courier New"/>
           <w:sz w:val="22"/>
-          <w:lang w:val="en-CA"/>
         </w:rPr>
       </w:pPr>
       <w:r>
         <w:rPr>
           <w:rFonts w:ascii="Courier New" w:hAnsi="Courier New" w:cs="Courier New"/>
           <w:sz w:val="22"/>
-          <w:lang w:val="en-CA"/>
-        </w:rPr>
-        <w:t xml:space="preserve">*** </w:t>
+        </w:rPr>
+        <w:t xml:space="preserve">*** si pas d’exception : </w:t>
       </w:r>
       <w:proofErr w:type="spellStart"/>
       <w:r>
         <w:rPr>
           <w:rFonts w:ascii="Courier New" w:hAnsi="Courier New" w:cs="Courier New"/>
           <w:sz w:val="22"/>
-          <w:lang w:val="en-CA"/>
-        </w:rPr>
-        <w:t>si</w:t>
+        </w:rPr>
+        <w:t>try</w:t>
       </w:r>
       <w:proofErr w:type="spellEnd"/>
       <w:r>
         <w:rPr>
           <w:rFonts w:ascii="Courier New" w:hAnsi="Courier New" w:cs="Courier New"/>
           <w:sz w:val="22"/>
-          <w:lang w:val="en-CA"/>
-        </w:rPr>
-        <w:t xml:space="preserve"> pas </w:t>
+        </w:rPr>
+        <w:t xml:space="preserve"> + </w:t>
       </w:r>
       <w:proofErr w:type="spellStart"/>
-      <w:proofErr w:type="gramStart"/>
       <w:r>
         <w:rPr>
           <w:rFonts w:ascii="Courier New" w:hAnsi="Courier New" w:cs="Courier New"/>
           <w:sz w:val="22"/>
-          <w:lang w:val="en-CA"/>
-        </w:rPr>
-        <w:t>d’exception</w:t>
+        </w:rPr>
+        <w:t>finally</w:t>
       </w:r>
       <w:proofErr w:type="spellEnd"/>
       <w:r>
         <w:rPr>
           <w:rFonts w:ascii="Courier New" w:hAnsi="Courier New" w:cs="Courier New"/>
           <w:sz w:val="22"/>
-          <w:lang w:val="en-CA"/>
-        </w:rPr>
-        <w:t xml:space="preserve"> :</w:t>
-      </w:r>
-      <w:proofErr w:type="gramEnd"/>
-      <w:r>
+        </w:rPr>
+        <w:t xml:space="preserve"> </w:t>
+      </w:r>
+    </w:p>
+    <w:p>
+      <w:pPr>
         <w:rPr>
           <w:rFonts w:ascii="Courier New" w:hAnsi="Courier New" w:cs="Courier New"/>
           <w:sz w:val="22"/>
-          <w:lang w:val="en-CA"/>
-        </w:rPr>
-        <w:t xml:space="preserve"> try + finally </w:t>
-      </w:r>
-    </w:p>
-    <w:p>
-      <w:pPr>
+        </w:rPr>
+      </w:pPr>
+      <w:r>
         <w:rPr>
           <w:rFonts w:ascii="Courier New" w:hAnsi="Courier New" w:cs="Courier New"/>
           <w:sz w:val="22"/>
         </w:rPr>
-      </w:pPr>
-      <w:r>
-        <w:rPr>
-          <w:rFonts w:ascii="Courier New" w:hAnsi="Courier New" w:cs="Courier New"/>
-          <w:sz w:val="22"/>
-        </w:rPr>
-        <w:t xml:space="preserve">*** </w:t>
-      </w:r>
-      <w:r>
-        <w:rPr>
-          <w:rFonts w:ascii="Courier New" w:hAnsi="Courier New" w:cs="Courier New"/>
-          <w:sz w:val="22"/>
-        </w:rPr>
-        <w:t xml:space="preserve">si </w:t>
-      </w:r>
-      <w:proofErr w:type="spellStart"/>
-      <w:r>
-        <w:rPr>
-          <w:rFonts w:ascii="Courier New" w:hAnsi="Courier New" w:cs="Courier New"/>
-          <w:sz w:val="22"/>
-        </w:rPr>
-        <w:t>NullPointerException</w:t>
-      </w:r>
-      <w:proofErr w:type="spellEnd"/>
-      <w:r>
-        <w:rPr>
-          <w:rFonts w:ascii="Courier New" w:hAnsi="Courier New" w:cs="Courier New"/>
-          <w:sz w:val="22"/>
-        </w:rPr>
-        <w:t xml:space="preserve"> est lancée : </w:t>
+        <w:t xml:space="preserve">*** si NullPointerException est lancée : </w:t>
       </w:r>
       <w:proofErr w:type="spellStart"/>
       <w:r>
@@ -4945,7 +4918,7 @@
 <w:ftr xmlns:wpc="http://schemas.microsoft.com/office/word/2010/wordprocessingCanvas" xmlns:cx="http://schemas.microsoft.com/office/drawing/2014/chartex" xmlns:cx1="http://schemas.microsoft.com/office/drawing/2015/9/8/chartex" xmlns:cx2="http://schemas.microsoft.com/office/drawing/2015/10/21/chartex" xmlns:cx3="http://schemas.microsoft.com/office/drawing/2016/5/9/chartex" xmlns:cx4="http://schemas.microsoft.com/office/drawing/2016/5/10/chartex" xmlns:cx5="http://schemas.microsoft.com/office/drawing/2016/5/11/chartex" xmlns:cx6="http://schemas.microsoft.com/office/drawing/2016/5/12/chartex" xmlns:cx7="http://schemas.microsoft.com/office/drawing/2016/5/13/chartex" xmlns:cx8="http://schemas.microsoft.com/office/drawing/2016/5/14/chartex" xmlns:mc="http://schemas.openxmlformats.org/markup-compatibility/2006" xmlns:aink="http://schemas.microsoft.com/office/drawing/2016/ink" xmlns:am3d="http://schemas.microsoft.com/office/drawing/2017/model3d" xmlns:o="urn:schemas-microsoft-com:office:office" xmlns:oel="http://schemas.microsoft.com/office/2019/extlst" xmlns:r="http://schemas.openxmlformats.org/officeDocument/2006/relationships" xmlns:m="http://schemas.openxmlformats.org/officeDocument/2006/math" xmlns:v="urn:schemas-microsoft-com:vml" xmlns:wp14="http://schemas.microsoft.com/office/word/2010/wordprocessingDrawing" xmlns:wp="http://schemas.openxmlformats.org/drawingml/2006/wordprocessingDrawing" xmlns:w10="urn:schemas-microsoft-com:office:word" xmlns:w="http://schemas.openxmlformats.org/wordprocessingml/2006/main" xmlns:w14="http://schemas.microsoft.com/office/word/2010/wordml" xmlns:w15="http://schemas.microsoft.com/office/word/2012/wordml" xmlns:w16cex="http://schemas.microsoft.com/office/word/2018/wordml/cex" xmlns:w16cid="http://schemas.microsoft.com/office/word/2016/wordml/cid" xmlns:w16="http://schemas.microsoft.com/office/word/2018/wordml" xmlns:w16du="http://schemas.microsoft.com/office/word/2023/wordml/word16du" xmlns:w16sdtdh="http://schemas.microsoft.com/office/word/2020/wordml/sdtdatahash" xmlns:w16sdtfl="http://schemas.microsoft.com/office/word/2024/wordml/sdtformatlock" xmlns:w16se="http://schemas.microsoft.com/office/word/2015/wordml/symex" xmlns:wpg="http://schemas.microsoft.com/office/word/2010/wordprocessingGroup" xmlns:wpi="http://schemas.microsoft.com/office/word/2010/wordprocessingInk" xmlns:wne="http://schemas.microsoft.com/office/word/2006/wordml" xmlns:wps="http://schemas.microsoft.com/office/word/2010/wordprocessingShape" mc:Ignorable="w14 w15 w16se w16cid w16 w16cex w16sdtdh w16sdtfl w16du wp14">
   <w:p>
     <w:pPr>
-      <w:pStyle w:val="Pieddepage"/>
+      <w:pStyle w:val="Footer"/>
     </w:pPr>
   </w:p>
 </w:ftr>
@@ -4970,7 +4943,7 @@
     <w:sdtContent>
       <w:p>
         <w:pPr>
-          <w:pStyle w:val="Pieddepage"/>
+          <w:pStyle w:val="Footer"/>
           <w:jc w:val="center"/>
           <w:rPr>
             <w:i/>
@@ -5237,7 +5210,7 @@
 <w:ftr xmlns:wpc="http://schemas.microsoft.com/office/word/2010/wordprocessingCanvas" xmlns:cx="http://schemas.microsoft.com/office/drawing/2014/chartex" xmlns:cx1="http://schemas.microsoft.com/office/drawing/2015/9/8/chartex" xmlns:cx2="http://schemas.microsoft.com/office/drawing/2015/10/21/chartex" xmlns:cx3="http://schemas.microsoft.com/office/drawing/2016/5/9/chartex" xmlns:cx4="http://schemas.microsoft.com/office/drawing/2016/5/10/chartex" xmlns:cx5="http://schemas.microsoft.com/office/drawing/2016/5/11/chartex" xmlns:cx6="http://schemas.microsoft.com/office/drawing/2016/5/12/chartex" xmlns:cx7="http://schemas.microsoft.com/office/drawing/2016/5/13/chartex" xmlns:cx8="http://schemas.microsoft.com/office/drawing/2016/5/14/chartex" xmlns:mc="http://schemas.openxmlformats.org/markup-compatibility/2006" xmlns:aink="http://schemas.microsoft.com/office/drawing/2016/ink" xmlns:am3d="http://schemas.microsoft.com/office/drawing/2017/model3d" xmlns:o="urn:schemas-microsoft-com:office:office" xmlns:oel="http://schemas.microsoft.com/office/2019/extlst" xmlns:r="http://schemas.openxmlformats.org/officeDocument/2006/relationships" xmlns:m="http://schemas.openxmlformats.org/officeDocument/2006/math" xmlns:v="urn:schemas-microsoft-com:vml" xmlns:wp14="http://schemas.microsoft.com/office/word/2010/wordprocessingDrawing" xmlns:wp="http://schemas.openxmlformats.org/drawingml/2006/wordprocessingDrawing" xmlns:w10="urn:schemas-microsoft-com:office:word" xmlns:w="http://schemas.openxmlformats.org/wordprocessingml/2006/main" xmlns:w14="http://schemas.microsoft.com/office/word/2010/wordml" xmlns:w15="http://schemas.microsoft.com/office/word/2012/wordml" xmlns:w16cex="http://schemas.microsoft.com/office/word/2018/wordml/cex" xmlns:w16cid="http://schemas.microsoft.com/office/word/2016/wordml/cid" xmlns:w16="http://schemas.microsoft.com/office/word/2018/wordml" xmlns:w16du="http://schemas.microsoft.com/office/word/2023/wordml/word16du" xmlns:w16sdtdh="http://schemas.microsoft.com/office/word/2020/wordml/sdtdatahash" xmlns:w16sdtfl="http://schemas.microsoft.com/office/word/2024/wordml/sdtformatlock" xmlns:w16se="http://schemas.microsoft.com/office/word/2015/wordml/symex" xmlns:wpg="http://schemas.microsoft.com/office/word/2010/wordprocessingGroup" xmlns:wpi="http://schemas.microsoft.com/office/word/2010/wordprocessingInk" xmlns:wne="http://schemas.microsoft.com/office/word/2006/wordml" xmlns:wps="http://schemas.microsoft.com/office/word/2010/wordprocessingShape" mc:Ignorable="w14 w15 w16se w16cid w16 w16cex w16sdtdh w16sdtfl w16du wp14">
   <w:p>
     <w:pPr>
-      <w:pStyle w:val="Pieddepage"/>
+      <w:pStyle w:val="Footer"/>
     </w:pPr>
   </w:p>
 </w:ftr>
@@ -5272,7 +5245,7 @@
 <w:hdr xmlns:wpc="http://schemas.microsoft.com/office/word/2010/wordprocessingCanvas" xmlns:cx="http://schemas.microsoft.com/office/drawing/2014/chartex" xmlns:cx1="http://schemas.microsoft.com/office/drawing/2015/9/8/chartex" xmlns:cx2="http://schemas.microsoft.com/office/drawing/2015/10/21/chartex" xmlns:cx3="http://schemas.microsoft.com/office/drawing/2016/5/9/chartex" xmlns:cx4="http://schemas.microsoft.com/office/drawing/2016/5/10/chartex" xmlns:cx5="http://schemas.microsoft.com/office/drawing/2016/5/11/chartex" xmlns:cx6="http://schemas.microsoft.com/office/drawing/2016/5/12/chartex" xmlns:cx7="http://schemas.microsoft.com/office/drawing/2016/5/13/chartex" xmlns:cx8="http://schemas.microsoft.com/office/drawing/2016/5/14/chartex" xmlns:mc="http://schemas.openxmlformats.org/markup-compatibility/2006" xmlns:aink="http://schemas.microsoft.com/office/drawing/2016/ink" xmlns:am3d="http://schemas.microsoft.com/office/drawing/2017/model3d" xmlns:o="urn:schemas-microsoft-com:office:office" xmlns:oel="http://schemas.microsoft.com/office/2019/extlst" xmlns:r="http://schemas.openxmlformats.org/officeDocument/2006/relationships" xmlns:m="http://schemas.openxmlformats.org/officeDocument/2006/math" xmlns:v="urn:schemas-microsoft-com:vml" xmlns:wp14="http://schemas.microsoft.com/office/word/2010/wordprocessingDrawing" xmlns:wp="http://schemas.openxmlformats.org/drawingml/2006/wordprocessingDrawing" xmlns:w10="urn:schemas-microsoft-com:office:word" xmlns:w="http://schemas.openxmlformats.org/wordprocessingml/2006/main" xmlns:w14="http://schemas.microsoft.com/office/word/2010/wordml" xmlns:w15="http://schemas.microsoft.com/office/word/2012/wordml" xmlns:w16cex="http://schemas.microsoft.com/office/word/2018/wordml/cex" xmlns:w16cid="http://schemas.microsoft.com/office/word/2016/wordml/cid" xmlns:w16="http://schemas.microsoft.com/office/word/2018/wordml" xmlns:w16du="http://schemas.microsoft.com/office/word/2023/wordml/word16du" xmlns:w16sdtdh="http://schemas.microsoft.com/office/word/2020/wordml/sdtdatahash" xmlns:w16sdtfl="http://schemas.microsoft.com/office/word/2024/wordml/sdtformatlock" xmlns:w16se="http://schemas.microsoft.com/office/word/2015/wordml/symex" xmlns:wpg="http://schemas.microsoft.com/office/word/2010/wordprocessingGroup" xmlns:wpi="http://schemas.microsoft.com/office/word/2010/wordprocessingInk" xmlns:wne="http://schemas.microsoft.com/office/word/2006/wordml" xmlns:wps="http://schemas.microsoft.com/office/word/2010/wordprocessingShape" mc:Ignorable="w14 w15 w16se w16cid w16 w16cex w16sdtdh w16sdtfl w16du wp14">
   <w:p>
     <w:pPr>
-      <w:pStyle w:val="En-tte"/>
+      <w:pStyle w:val="Header"/>
     </w:pPr>
   </w:p>
 </w:hdr>
@@ -5282,7 +5255,7 @@
 <w:hdr xmlns:wpc="http://schemas.microsoft.com/office/word/2010/wordprocessingCanvas" xmlns:cx="http://schemas.microsoft.com/office/drawing/2014/chartex" xmlns:cx1="http://schemas.microsoft.com/office/drawing/2015/9/8/chartex" xmlns:cx2="http://schemas.microsoft.com/office/drawing/2015/10/21/chartex" xmlns:cx3="http://schemas.microsoft.com/office/drawing/2016/5/9/chartex" xmlns:cx4="http://schemas.microsoft.com/office/drawing/2016/5/10/chartex" xmlns:cx5="http://schemas.microsoft.com/office/drawing/2016/5/11/chartex" xmlns:cx6="http://schemas.microsoft.com/office/drawing/2016/5/12/chartex" xmlns:cx7="http://schemas.microsoft.com/office/drawing/2016/5/13/chartex" xmlns:cx8="http://schemas.microsoft.com/office/drawing/2016/5/14/chartex" xmlns:mc="http://schemas.openxmlformats.org/markup-compatibility/2006" xmlns:aink="http://schemas.microsoft.com/office/drawing/2016/ink" xmlns:am3d="http://schemas.microsoft.com/office/drawing/2017/model3d" xmlns:o="urn:schemas-microsoft-com:office:office" xmlns:oel="http://schemas.microsoft.com/office/2019/extlst" xmlns:r="http://schemas.openxmlformats.org/officeDocument/2006/relationships" xmlns:m="http://schemas.openxmlformats.org/officeDocument/2006/math" xmlns:v="urn:schemas-microsoft-com:vml" xmlns:wp14="http://schemas.microsoft.com/office/word/2010/wordprocessingDrawing" xmlns:wp="http://schemas.openxmlformats.org/drawingml/2006/wordprocessingDrawing" xmlns:w10="urn:schemas-microsoft-com:office:word" xmlns:w="http://schemas.openxmlformats.org/wordprocessingml/2006/main" xmlns:w14="http://schemas.microsoft.com/office/word/2010/wordml" xmlns:w15="http://schemas.microsoft.com/office/word/2012/wordml" xmlns:w16cex="http://schemas.microsoft.com/office/word/2018/wordml/cex" xmlns:w16cid="http://schemas.microsoft.com/office/word/2016/wordml/cid" xmlns:w16="http://schemas.microsoft.com/office/word/2018/wordml" xmlns:w16du="http://schemas.microsoft.com/office/word/2023/wordml/word16du" xmlns:w16sdtdh="http://schemas.microsoft.com/office/word/2020/wordml/sdtdatahash" xmlns:w16sdtfl="http://schemas.microsoft.com/office/word/2024/wordml/sdtformatlock" xmlns:w16se="http://schemas.microsoft.com/office/word/2015/wordml/symex" xmlns:wpg="http://schemas.microsoft.com/office/word/2010/wordprocessingGroup" xmlns:wpi="http://schemas.microsoft.com/office/word/2010/wordprocessingInk" xmlns:wne="http://schemas.microsoft.com/office/word/2006/wordml" xmlns:wps="http://schemas.microsoft.com/office/word/2010/wordprocessingShape" mc:Ignorable="w14 w15 w16se w16cid w16 w16cex w16sdtdh w16sdtfl w16du wp14">
   <w:p>
     <w:pPr>
-      <w:pStyle w:val="En-tte"/>
+      <w:pStyle w:val="Header"/>
     </w:pPr>
     <w:r>
       <w:rPr>
@@ -5363,11 +5336,10 @@
                             <w:dataBinding w:prefixMappings="xmlns:ns0='http://purl.org/dc/elements/1.1/' xmlns:ns1='http://schemas.openxmlformats.org/package/2006/metadata/core-properties' " w:xpath="/ns1:coreProperties[1]/ns0:title[1]" w:storeItemID="{6C3C8BC8-F283-45AE-878A-BAB7291924A1}"/>
                             <w:text/>
                           </w:sdtPr>
-                          <w:sdtEndPr/>
                           <w:sdtContent>
                             <w:p>
                               <w:pPr>
-                                <w:pStyle w:val="En-tte"/>
+                                <w:pStyle w:val="Header"/>
                                 <w:jc w:val="center"/>
                                 <w:rPr>
                                   <w:caps/>
@@ -5421,11 +5393,10 @@
                       <w:dataBinding w:prefixMappings="xmlns:ns0='http://purl.org/dc/elements/1.1/' xmlns:ns1='http://schemas.openxmlformats.org/package/2006/metadata/core-properties' " w:xpath="/ns1:coreProperties[1]/ns0:title[1]" w:storeItemID="{6C3C8BC8-F283-45AE-878A-BAB7291924A1}"/>
                       <w:text/>
                     </w:sdtPr>
-                    <w:sdtEndPr/>
                     <w:sdtContent>
                       <w:p>
                         <w:pPr>
-                          <w:pStyle w:val="En-tte"/>
+                          <w:pStyle w:val="Header"/>
                           <w:jc w:val="center"/>
                           <w:rPr>
                             <w:caps/>
@@ -5458,7 +5429,7 @@
 <w:hdr xmlns:wpc="http://schemas.microsoft.com/office/word/2010/wordprocessingCanvas" xmlns:cx="http://schemas.microsoft.com/office/drawing/2014/chartex" xmlns:cx1="http://schemas.microsoft.com/office/drawing/2015/9/8/chartex" xmlns:cx2="http://schemas.microsoft.com/office/drawing/2015/10/21/chartex" xmlns:cx3="http://schemas.microsoft.com/office/drawing/2016/5/9/chartex" xmlns:cx4="http://schemas.microsoft.com/office/drawing/2016/5/10/chartex" xmlns:cx5="http://schemas.microsoft.com/office/drawing/2016/5/11/chartex" xmlns:cx6="http://schemas.microsoft.com/office/drawing/2016/5/12/chartex" xmlns:cx7="http://schemas.microsoft.com/office/drawing/2016/5/13/chartex" xmlns:cx8="http://schemas.microsoft.com/office/drawing/2016/5/14/chartex" xmlns:mc="http://schemas.openxmlformats.org/markup-compatibility/2006" xmlns:aink="http://schemas.microsoft.com/office/drawing/2016/ink" xmlns:am3d="http://schemas.microsoft.com/office/drawing/2017/model3d" xmlns:o="urn:schemas-microsoft-com:office:office" xmlns:oel="http://schemas.microsoft.com/office/2019/extlst" xmlns:r="http://schemas.openxmlformats.org/officeDocument/2006/relationships" xmlns:m="http://schemas.openxmlformats.org/officeDocument/2006/math" xmlns:v="urn:schemas-microsoft-com:vml" xmlns:wp14="http://schemas.microsoft.com/office/word/2010/wordprocessingDrawing" xmlns:wp="http://schemas.openxmlformats.org/drawingml/2006/wordprocessingDrawing" xmlns:w10="urn:schemas-microsoft-com:office:word" xmlns:w="http://schemas.openxmlformats.org/wordprocessingml/2006/main" xmlns:w14="http://schemas.microsoft.com/office/word/2010/wordml" xmlns:w15="http://schemas.microsoft.com/office/word/2012/wordml" xmlns:w16cex="http://schemas.microsoft.com/office/word/2018/wordml/cex" xmlns:w16cid="http://schemas.microsoft.com/office/word/2016/wordml/cid" xmlns:w16="http://schemas.microsoft.com/office/word/2018/wordml" xmlns:w16du="http://schemas.microsoft.com/office/word/2023/wordml/word16du" xmlns:w16sdtdh="http://schemas.microsoft.com/office/word/2020/wordml/sdtdatahash" xmlns:w16sdtfl="http://schemas.microsoft.com/office/word/2024/wordml/sdtformatlock" xmlns:w16se="http://schemas.microsoft.com/office/word/2015/wordml/symex" xmlns:wpg="http://schemas.microsoft.com/office/word/2010/wordprocessingGroup" xmlns:wpi="http://schemas.microsoft.com/office/word/2010/wordprocessingInk" xmlns:wne="http://schemas.microsoft.com/office/word/2006/wordml" xmlns:wps="http://schemas.microsoft.com/office/word/2010/wordprocessingShape" mc:Ignorable="w14 w15 w16se w16cid w16 w16cex w16sdtdh w16sdtfl w16du wp14">
   <w:p>
     <w:pPr>
-      <w:pStyle w:val="En-tte"/>
+      <w:pStyle w:val="Header"/>
     </w:pPr>
   </w:p>
 </w:hdr>
@@ -10123,12 +10094,12 @@
       <w:sz w:val="24"/>
     </w:rPr>
   </w:style>
-  <w:style w:type="paragraph" w:styleId="Titre1">
+  <w:style w:type="paragraph" w:styleId="Heading1">
     <w:name w:val="heading 1"/>
     <w:aliases w:val="Titre Annexes"/>
     <w:basedOn w:val="Normal"/>
     <w:next w:val="Normal"/>
-    <w:link w:val="Titre1Car"/>
+    <w:link w:val="Heading1Char"/>
     <w:uiPriority w:val="9"/>
     <w:qFormat/>
     <w:rsid w:val="005E4094"/>
@@ -10145,11 +10116,11 @@
       <w:szCs w:val="32"/>
     </w:rPr>
   </w:style>
-  <w:style w:type="paragraph" w:styleId="Titre2">
+  <w:style w:type="paragraph" w:styleId="Heading2">
     <w:name w:val="heading 2"/>
     <w:basedOn w:val="Normal"/>
     <w:next w:val="Normal"/>
-    <w:link w:val="Titre2Car"/>
+    <w:link w:val="Heading2Char"/>
     <w:uiPriority w:val="9"/>
     <w:unhideWhenUsed/>
     <w:qFormat/>
@@ -10168,12 +10139,13 @@
       <w:szCs w:val="26"/>
     </w:rPr>
   </w:style>
-  <w:style w:type="character" w:default="1" w:styleId="Policepardfaut">
+  <w:style w:type="character" w:default="1" w:styleId="DefaultParagraphFont">
     <w:name w:val="Default Paragraph Font"/>
     <w:uiPriority w:val="1"/>
+    <w:semiHidden/>
     <w:unhideWhenUsed/>
   </w:style>
-  <w:style w:type="table" w:default="1" w:styleId="TableauNormal">
+  <w:style w:type="table" w:default="1" w:styleId="TableNormal">
     <w:name w:val="Normal Table"/>
     <w:uiPriority w:val="99"/>
     <w:semiHidden/>
@@ -10188,17 +10160,17 @@
       </w:tblCellMar>
     </w:tblPr>
   </w:style>
-  <w:style w:type="numbering" w:default="1" w:styleId="Aucuneliste">
+  <w:style w:type="numbering" w:default="1" w:styleId="NoList">
     <w:name w:val="No List"/>
     <w:uiPriority w:val="99"/>
     <w:semiHidden/>
     <w:unhideWhenUsed/>
   </w:style>
-  <w:style w:type="character" w:customStyle="1" w:styleId="Titre1Car">
-    <w:name w:val="Titre 1 Car"/>
-    <w:aliases w:val="Titre Annexes Car"/>
-    <w:basedOn w:val="Policepardfaut"/>
-    <w:link w:val="Titre1"/>
+  <w:style w:type="character" w:customStyle="1" w:styleId="Heading1Char">
+    <w:name w:val="Heading 1 Char"/>
+    <w:aliases w:val="Titre Annexes Char"/>
+    <w:basedOn w:val="DefaultParagraphFont"/>
+    <w:link w:val="Heading1"/>
     <w:uiPriority w:val="9"/>
     <w:rsid w:val="005E4094"/>
     <w:rPr>
@@ -10208,10 +10180,10 @@
       <w:szCs w:val="32"/>
     </w:rPr>
   </w:style>
-  <w:style w:type="character" w:customStyle="1" w:styleId="Titre2Car">
-    <w:name w:val="Titre 2 Car"/>
-    <w:basedOn w:val="Policepardfaut"/>
-    <w:link w:val="Titre2"/>
+  <w:style w:type="character" w:customStyle="1" w:styleId="Heading2Char">
+    <w:name w:val="Heading 2 Char"/>
+    <w:basedOn w:val="DefaultParagraphFont"/>
+    <w:link w:val="Heading2"/>
     <w:uiPriority w:val="9"/>
     <w:rsid w:val="005E4094"/>
     <w:rPr>
@@ -10222,7 +10194,7 @@
       <w:szCs w:val="26"/>
     </w:rPr>
   </w:style>
-  <w:style w:type="paragraph" w:styleId="Paragraphedeliste">
+  <w:style w:type="paragraph" w:styleId="ListParagraph">
     <w:name w:val="List Paragraph"/>
     <w:basedOn w:val="Normal"/>
     <w:uiPriority w:val="34"/>
@@ -10233,9 +10205,9 @@
       <w:contextualSpacing/>
     </w:pPr>
   </w:style>
-  <w:style w:type="character" w:styleId="Lienhypertexte">
+  <w:style w:type="character" w:styleId="Hyperlink">
     <w:name w:val="Hyperlink"/>
-    <w:basedOn w:val="Policepardfaut"/>
+    <w:basedOn w:val="DefaultParagraphFont"/>
     <w:uiPriority w:val="99"/>
     <w:unhideWhenUsed/>
     <w:rsid w:val="001A22E5"/>
@@ -10244,9 +10216,9 @@
       <w:u w:val="single"/>
     </w:rPr>
   </w:style>
-  <w:style w:type="character" w:styleId="Textedelespacerserv">
+  <w:style w:type="character" w:styleId="PlaceholderText">
     <w:name w:val="Placeholder Text"/>
-    <w:basedOn w:val="Policepardfaut"/>
+    <w:basedOn w:val="DefaultParagraphFont"/>
     <w:uiPriority w:val="99"/>
     <w:semiHidden/>
     <w:rsid w:val="00B049DE"/>
@@ -10254,10 +10226,10 @@
       <w:color w:val="808080"/>
     </w:rPr>
   </w:style>
-  <w:style w:type="paragraph" w:styleId="En-tte">
+  <w:style w:type="paragraph" w:styleId="Header">
     <w:name w:val="header"/>
     <w:basedOn w:val="Normal"/>
-    <w:link w:val="En-tteCar"/>
+    <w:link w:val="HeaderChar"/>
     <w:uiPriority w:val="99"/>
     <w:unhideWhenUsed/>
     <w:rsid w:val="00AA1EAD"/>
@@ -10269,10 +10241,10 @@
       <w:spacing w:after="0" w:line="240" w:lineRule="auto"/>
     </w:pPr>
   </w:style>
-  <w:style w:type="character" w:customStyle="1" w:styleId="En-tteCar">
-    <w:name w:val="En-tête Car"/>
-    <w:basedOn w:val="Policepardfaut"/>
-    <w:link w:val="En-tte"/>
+  <w:style w:type="character" w:customStyle="1" w:styleId="HeaderChar">
+    <w:name w:val="Header Char"/>
+    <w:basedOn w:val="DefaultParagraphFont"/>
+    <w:link w:val="Header"/>
     <w:uiPriority w:val="99"/>
     <w:rsid w:val="00AA1EAD"/>
     <w:rPr>
@@ -10280,10 +10252,10 @@
       <w:sz w:val="24"/>
     </w:rPr>
   </w:style>
-  <w:style w:type="paragraph" w:styleId="Pieddepage">
+  <w:style w:type="paragraph" w:styleId="Footer">
     <w:name w:val="footer"/>
     <w:basedOn w:val="Normal"/>
-    <w:link w:val="PieddepageCar"/>
+    <w:link w:val="FooterChar"/>
     <w:uiPriority w:val="99"/>
     <w:unhideWhenUsed/>
     <w:rsid w:val="00AA1EAD"/>
@@ -10295,10 +10267,10 @@
       <w:spacing w:after="0" w:line="240" w:lineRule="auto"/>
     </w:pPr>
   </w:style>
-  <w:style w:type="character" w:customStyle="1" w:styleId="PieddepageCar">
-    <w:name w:val="Pied de page Car"/>
-    <w:basedOn w:val="Policepardfaut"/>
-    <w:link w:val="Pieddepage"/>
+  <w:style w:type="character" w:customStyle="1" w:styleId="FooterChar">
+    <w:name w:val="Footer Char"/>
+    <w:basedOn w:val="DefaultParagraphFont"/>
+    <w:link w:val="Footer"/>
     <w:uiPriority w:val="99"/>
     <w:rsid w:val="00AA1EAD"/>
     <w:rPr>
@@ -10306,9 +10278,9 @@
       <w:sz w:val="24"/>
     </w:rPr>
   </w:style>
-  <w:style w:type="character" w:styleId="Lienhypertextesuivivisit">
+  <w:style w:type="character" w:styleId="FollowedHyperlink">
     <w:name w:val="FollowedHyperlink"/>
-    <w:basedOn w:val="Policepardfaut"/>
+    <w:basedOn w:val="DefaultParagraphFont"/>
     <w:uiPriority w:val="99"/>
     <w:semiHidden/>
     <w:unhideWhenUsed/>
@@ -10318,9 +10290,9 @@
       <w:u w:val="single"/>
     </w:rPr>
   </w:style>
-  <w:style w:type="table" w:styleId="Grilledutableau">
+  <w:style w:type="table" w:styleId="TableGrid">
     <w:name w:val="Table Grid"/>
-    <w:basedOn w:val="TableauNormal"/>
+    <w:basedOn w:val="TableNormal"/>
     <w:uiPriority w:val="1"/>
     <w:rsid w:val="00777560"/>
     <w:pPr>
@@ -10337,9 +10309,9 @@
       </w:tblBorders>
     </w:tblPr>
   </w:style>
-  <w:style w:type="character" w:styleId="lev">
+  <w:style w:type="character" w:styleId="Strong">
     <w:name w:val="Strong"/>
-    <w:basedOn w:val="Policepardfaut"/>
+    <w:basedOn w:val="DefaultParagraphFont"/>
     <w:uiPriority w:val="8"/>
     <w:qFormat/>
     <w:rsid w:val="00533862"/>
@@ -10348,10 +10320,10 @@
       <w:bCs/>
     </w:rPr>
   </w:style>
-  <w:style w:type="paragraph" w:styleId="PrformatHTML">
+  <w:style w:type="paragraph" w:styleId="HTMLPreformatted">
     <w:name w:val="HTML Preformatted"/>
     <w:basedOn w:val="Normal"/>
-    <w:link w:val="PrformatHTMLCar"/>
+    <w:link w:val="HTMLPreformattedChar"/>
     <w:uiPriority w:val="99"/>
     <w:semiHidden/>
     <w:unhideWhenUsed/>
@@ -10365,10 +10337,10 @@
       <w:szCs w:val="20"/>
     </w:rPr>
   </w:style>
-  <w:style w:type="character" w:customStyle="1" w:styleId="PrformatHTMLCar">
-    <w:name w:val="Préformaté HTML Car"/>
-    <w:basedOn w:val="Policepardfaut"/>
-    <w:link w:val="PrformatHTML"/>
+  <w:style w:type="character" w:customStyle="1" w:styleId="HTMLPreformattedChar">
+    <w:name w:val="HTML Preformatted Char"/>
+    <w:basedOn w:val="DefaultParagraphFont"/>
+    <w:link w:val="HTMLPreformatted"/>
     <w:uiPriority w:val="99"/>
     <w:semiHidden/>
     <w:rsid w:val="00533862"/>
@@ -10378,10 +10350,10 @@
       <w:szCs w:val="20"/>
     </w:rPr>
   </w:style>
-  <w:style w:type="paragraph" w:styleId="Textedebulles">
+  <w:style w:type="paragraph" w:styleId="BalloonText">
     <w:name w:val="Balloon Text"/>
     <w:basedOn w:val="Normal"/>
-    <w:link w:val="TextedebullesCar"/>
+    <w:link w:val="BalloonTextChar"/>
     <w:uiPriority w:val="99"/>
     <w:semiHidden/>
     <w:unhideWhenUsed/>
@@ -10395,10 +10367,10 @@
       <w:szCs w:val="18"/>
     </w:rPr>
   </w:style>
-  <w:style w:type="character" w:customStyle="1" w:styleId="TextedebullesCar">
-    <w:name w:val="Texte de bulles Car"/>
-    <w:basedOn w:val="Policepardfaut"/>
-    <w:link w:val="Textedebulles"/>
+  <w:style w:type="character" w:customStyle="1" w:styleId="BalloonTextChar">
+    <w:name w:val="Balloon Text Char"/>
+    <w:basedOn w:val="DefaultParagraphFont"/>
+    <w:link w:val="BalloonText"/>
     <w:uiPriority w:val="99"/>
     <w:semiHidden/>
     <w:rsid w:val="00DB5AA8"/>
@@ -10433,7 +10405,7 @@
         <w:p>
           <w:r>
             <w:rPr>
-              <w:rStyle w:val="Textedelespacerserv"/>
+              <w:rStyle w:val="PlaceholderText"/>
             </w:rPr>
             <w:t>Cliquez ici pour entrer du texte.</w:t>
           </w:r>
@@ -10459,7 +10431,7 @@
         <w:p>
           <w:r>
             <w:rPr>
-              <w:rStyle w:val="Textedelespacerserv"/>
+              <w:rStyle w:val="PlaceholderText"/>
             </w:rPr>
             <w:t>Cliquez ou appuyez ici pour entrer du texte.</w:t>
           </w:r>
@@ -10505,7 +10477,7 @@
     <w:charset w:val="00"/>
     <w:family w:val="swiss"/>
     <w:pitch w:val="variable"/>
-    <w:sig w:usb0="E4002EFF" w:usb1="C200247B" w:usb2="00000009" w:usb3="00000000" w:csb0="000001FF" w:csb1="00000000"/>
+    <w:sig w:usb0="E4002EFF" w:usb1="C000247B" w:usb2="00000009" w:usb3="00000000" w:csb0="000001FF" w:csb1="00000000"/>
   </w:font>
   <w:font w:name="Bell MT">
     <w:panose1 w:val="02020503060305020303"/>
@@ -10522,7 +10494,6 @@
     <w:sig w:usb0="00000007" w:usb1="00000000" w:usb2="00000000" w:usb3="00000000" w:csb0="00000003" w:csb1="00000000"/>
   </w:font>
   <w:font w:name="Gulim">
-    <w:altName w:val="굴림"/>
     <w:panose1 w:val="020B0600000101010101"/>
     <w:charset w:val="81"/>
     <w:family w:val="swiss"/>
@@ -10548,13 +10519,13 @@
     <w:charset w:val="00"/>
     <w:family w:val="swiss"/>
     <w:pitch w:val="variable"/>
-    <w:sig w:usb0="E4002EFF" w:usb1="C200247B" w:usb2="00000009" w:usb3="00000000" w:csb0="000001FF" w:csb1="00000000"/>
+    <w:sig w:usb0="E4002EFF" w:usb1="C000247B" w:usb2="00000009" w:usb3="00000000" w:csb0="000001FF" w:csb1="00000000"/>
   </w:font>
   <w:font w:name="Aptos">
-    <w:altName w:val="Calibri"/>
     <w:charset w:val="00"/>
-    <w:family w:val="roman"/>
-    <w:pitch w:val="default"/>
+    <w:family w:val="swiss"/>
+    <w:pitch w:val="variable"/>
+    <w:sig w:usb0="20000287" w:usb1="00000003" w:usb2="00000000" w:usb3="00000000" w:csb0="0000019F" w:csb1="00000000"/>
   </w:font>
   <w:font w:name="Aptos Display">
     <w:charset w:val="00"/>
@@ -10583,6 +10554,8 @@
   <w:rsids>
     <w:rsidRoot w:val="00C830EE"/>
     <w:rsid w:val="000968C9"/>
+    <w:rsid w:val="000C660A"/>
+    <w:rsid w:val="001A1CF0"/>
     <w:rsid w:val="00293367"/>
     <w:rsid w:val="00407B9D"/>
     <w:rsid w:val="005178C7"/>
@@ -11020,13 +10993,13 @@
     <w:name w:val="Normal"/>
     <w:qFormat/>
   </w:style>
-  <w:style w:type="character" w:default="1" w:styleId="Policepardfaut">
+  <w:style w:type="character" w:default="1" w:styleId="DefaultParagraphFont">
     <w:name w:val="Default Paragraph Font"/>
     <w:uiPriority w:val="1"/>
     <w:semiHidden/>
     <w:unhideWhenUsed/>
   </w:style>
-  <w:style w:type="table" w:default="1" w:styleId="TableauNormal">
+  <w:style w:type="table" w:default="1" w:styleId="TableNormal">
     <w:name w:val="Normal Table"/>
     <w:uiPriority w:val="99"/>
     <w:semiHidden/>
@@ -11041,15 +11014,15 @@
       </w:tblCellMar>
     </w:tblPr>
   </w:style>
-  <w:style w:type="numbering" w:default="1" w:styleId="Aucuneliste">
+  <w:style w:type="numbering" w:default="1" w:styleId="NoList">
     <w:name w:val="No List"/>
     <w:uiPriority w:val="99"/>
     <w:semiHidden/>
     <w:unhideWhenUsed/>
   </w:style>
-  <w:style w:type="character" w:styleId="Textedelespacerserv">
+  <w:style w:type="character" w:styleId="PlaceholderText">
     <w:name w:val="Placeholder Text"/>
-    <w:basedOn w:val="Policepardfaut"/>
+    <w:basedOn w:val="DefaultParagraphFont"/>
     <w:uiPriority w:val="99"/>
     <w:semiHidden/>
     <w:rsid w:val="00293367"/>
